--- a/uploads/Proposta/Proposta_ARENA M&T_.docx
+++ b/uploads/Proposta/Proposta_ARENA M&T_.docx
@@ -389,7 +389,7 @@
                 <w:szCs w:val="24"/>
                 <w:u w:val="single"/>
               </w:rPr>
-              <w:t xml:space="preserve">06/10/2026 ATÉ: 06/10/2026</w:t>
+              <w:t xml:space="preserve">10/10/2026 ATÉ: 10/10/2026</w:t>
             </w:r>
           </w:p>
         </w:tc>
@@ -564,7 +564,7 @@
                 <w:szCs w:val="24"/>
                 <w:u w:val="single"/>
               </w:rPr>
-              <w:t xml:space="preserve">24/10/2024 ATÉ: 30/10/2024</w:t>
+              <w:t xml:space="preserve">24/10/2026 ATÉ: 27/10/2026</w:t>
             </w:r>
           </w:p>
         </w:tc>
@@ -1016,7 +1016,7 @@
           <w:sz w:val="24"/>
           <w:szCs w:val="24"/>
         </w:rPr>
-        <w:t xml:space="preserve">• 1 Coordenador Operacional 1, (GERENTE), 21 Diária(s), de: 05/10/2026 até: 25/10/2026</w:t>
+        <w:t xml:space="preserve">• 1 Coordenador Operacional 1, (GERENTE), 20 Diária(s), de: 09/10/2026 até: 28/10/2026</w:t>
       </w:r>
     </w:p>
     <w:p>
@@ -1036,7 +1036,7 @@
           <w:sz w:val="24"/>
           <w:szCs w:val="24"/>
         </w:rPr>
-        <w:t xml:space="preserve">• 1 Coordenador Operacional 1, (GERENTE), 21 Diária(s), de: 05/10/2026 até: 25/10/2026</w:t>
+        <w:t xml:space="preserve">• 1 Assistente De Atendimento - Pré Evento, 30 Diária(s), de: 08/09/2026 até: 07/10/2026</w:t>
       </w:r>
     </w:p>
     <w:p>
@@ -1056,7 +1056,7 @@
           <w:sz w:val="24"/>
           <w:szCs w:val="24"/>
         </w:rPr>
-        <w:t xml:space="preserve">• 1 Assistente De Atendimento - Pré Evento, 30 Diária(s), de: 07/09/2026 até: 06/10/2026</w:t>
+        <w:t xml:space="preserve">• 1 AtualizaçãO De Planta, 1 Diária(s), de: 05/10/2026 até: 05/10/2026</w:t>
       </w:r>
     </w:p>
     <w:p>
@@ -1076,7 +1076,7 @@
           <w:sz w:val="24"/>
           <w:szCs w:val="24"/>
         </w:rPr>
-        <w:t xml:space="preserve">• 1 Coordenador De Atendimento - EscritóRio Ja, 50 Diária(s), de: 17/08/2026 até: 05/10/2026</w:t>
+        <w:t xml:space="preserve">• 1 Coordenador De Atendimento - EscritóRio Ja, 30 Diária(s), de: 08/09/2026 até: 07/10/2026</w:t>
       </w:r>
     </w:p>
     <w:p>
@@ -1096,7 +1096,7 @@
           <w:sz w:val="24"/>
           <w:szCs w:val="24"/>
         </w:rPr>
-        <w:t xml:space="preserve">• 1 Coordenador De Caex, 9 Diária(s), de: 15/10/2026 até: 23/10/2026</w:t>
+        <w:t xml:space="preserve">• 1 Coordenador De ServiçOs, 20 Diária(s), de: 09/10/2026 até: 28/10/2026</w:t>
       </w:r>
     </w:p>
     <w:p>
@@ -1116,7 +1116,7 @@
           <w:sz w:val="24"/>
           <w:szCs w:val="24"/>
         </w:rPr>
-        <w:t xml:space="preserve">• 1 Coordenador De ServiçOs, 21 Diária(s), de: 10/10/2026 até: 30/10/2026</w:t>
+        <w:t xml:space="preserve">• 1 Fiscal Diurno, 20 Diária(s), de: 09/10/2026 até: 28/10/2026</w:t>
       </w:r>
     </w:p>
     <w:p>
@@ -1136,7 +1136,7 @@
           <w:sz w:val="24"/>
           <w:szCs w:val="24"/>
         </w:rPr>
-        <w:t xml:space="preserve">• 1 Coordenador De ServiçOs, 21 Diária(s), de: 10/10/2026 até: 30/10/2026</w:t>
+        <w:t xml:space="preserve">• 1 Fiscal Noturno, 20 Diária(s), de: 09/10/2026 até: 28/10/2026</w:t>
       </w:r>
     </w:p>
     <w:p>
@@ -1156,7 +1156,7 @@
           <w:sz w:val="24"/>
           <w:szCs w:val="24"/>
         </w:rPr>
-        <w:t xml:space="preserve">• 2 Fiscal Diurno, 18 Diária(s), de: 10/10/2026 até: 27/10/2026</w:t>
+        <w:t xml:space="preserve">• 2 Projetista - PavilhãO, 4 Diária(s), de: 09/10/2026 até: 12/10/2026</w:t>
       </w:r>
     </w:p>
     <w:p>
@@ -1176,7 +1176,25 @@
           <w:sz w:val="24"/>
           <w:szCs w:val="24"/>
         </w:rPr>
-        <w:t xml:space="preserve">• 2 Fiscal Diurno, 25 Diária(s), de: 06/10/2026 até: 30/10/2026</w:t>
+        <w:t xml:space="preserve"/>
+      </w:r>
+    </w:p>
+    <w:p>
+      <w:pPr>
+        <w:spacing w:line="285" w:lineRule="atLeast"/>
+        <w:rPr>
+          <w:rFonts w:ascii="Abel" w:hAnsi="Abel"/>
+          <w:sz w:val="24"/>
+          <w:szCs w:val="24"/>
+        </w:rPr>
+      </w:pPr>
+      <w:r>
+        <w:rPr>
+          <w:rFonts w:ascii="Abel" w:hAnsi="Abel"/>
+          <w:sz w:val="24"/>
+          <w:szCs w:val="24"/>
+        </w:rPr>
+        <w:t xml:space="preserve"/>
       </w:r>
     </w:p>
     <w:p>
@@ -1190,14 +1208,6 @@
           <w:szCs w:val="24"/>
         </w:rPr>
       </w:pPr>
-      <w:r>
-        <w:rPr>
-          <w:rFonts w:ascii="Abel" w:hAnsi="Abel"/>
-          <w:sz w:val="24"/>
-          <w:szCs w:val="24"/>
-        </w:rPr>
-        <w:t xml:space="preserve">• 2 Fiscal Diurno, 18 Diária(s), de: 10/10/2026 até: 27/10/2026</w:t>
-      </w:r>
     </w:p>
     <w:p>
       <w:pPr>
@@ -1216,110 +1226,141 @@
           <w:sz w:val="24"/>
           <w:szCs w:val="24"/>
         </w:rPr>
-        <w:t xml:space="preserve">• 2 Fiscal Diurno, 25 Diária(s), de: 06/10/2026 até: 30/10/2026</w:t>
+        <w:t xml:space="preserve"/>
       </w:r>
+    </w:p>
+    <w:p>
+      <w:pPr>
+        <w:rPr>
+          <w:rFonts w:ascii="Abel" w:hAnsi="Abel"/>
+          <w:sz w:val="24"/>
+          <w:szCs w:val="24"/>
+        </w:rPr>
+      </w:pPr>
+    </w:p>
+    <w:p>
+      <w:pPr>
+        <w:rPr>
+          <w:rFonts w:ascii="Abel" w:hAnsi="Abel"/>
+          <w:sz w:val="24"/>
+          <w:szCs w:val="24"/>
+        </w:rPr>
+      </w:pPr>
+    </w:p>
+    <w:p>
+      <w:pPr>
+        <w:rPr>
+          <w:rFonts w:ascii="Abel" w:hAnsi="Abel"/>
+          <w:sz w:val="24"/>
+          <w:szCs w:val="24"/>
+        </w:rPr>
+      </w:pPr>
+    </w:p>
+    <w:p>
+      <w:pPr>
+        <w:rPr>
+          <w:rFonts w:ascii="Abel" w:hAnsi="Abel"/>
+          <w:sz w:val="24"/>
+          <w:szCs w:val="24"/>
+        </w:rPr>
+      </w:pPr>
+    </w:p>
+    <w:p>
+      <w:pPr>
+        <w:rPr>
+          <w:rFonts w:ascii="Abel" w:hAnsi="Abel"/>
+          <w:sz w:val="24"/>
+          <w:szCs w:val="24"/>
+        </w:rPr>
+      </w:pPr>
+    </w:p>
+    <w:p>
+      <w:pPr>
+        <w:rPr>
+          <w:rFonts w:ascii="Abel" w:hAnsi="Abel"/>
+          <w:sz w:val="24"/>
+          <w:szCs w:val="24"/>
+        </w:rPr>
+      </w:pPr>
+    </w:p>
+    <w:p>
+      <w:pPr>
+        <w:rPr>
+          <w:rFonts w:ascii="Abel" w:hAnsi="Abel"/>
+          <w:sz w:val="24"/>
+          <w:szCs w:val="24"/>
+        </w:rPr>
+      </w:pPr>
+    </w:p>
+    <w:p>
+      <w:pPr>
+        <w:rPr>
+          <w:rFonts w:ascii="Abel" w:hAnsi="Abel"/>
+          <w:sz w:val="24"/>
+          <w:szCs w:val="24"/>
+        </w:rPr>
+      </w:pPr>
+    </w:p>
+    <w:p>
+      <w:pPr>
+        <w:rPr>
+          <w:rFonts w:ascii="Abel" w:hAnsi="Abel"/>
+          <w:sz w:val="24"/>
+          <w:szCs w:val="24"/>
+        </w:rPr>
+      </w:pPr>
+    </w:p>
+    <w:p>
+      <w:pPr>
+        <w:rPr>
+          <w:rFonts w:ascii="Abel" w:hAnsi="Abel"/>
+          <w:sz w:val="24"/>
+          <w:szCs w:val="24"/>
+        </w:rPr>
+      </w:pPr>
+    </w:p>
+    <w:p>
+      <w:pPr>
+        <w:rPr>
+          <w:rFonts w:ascii="Abel" w:hAnsi="Abel"/>
+          <w:sz w:val="24"/>
+          <w:szCs w:val="24"/>
+        </w:rPr>
+      </w:pPr>
+    </w:p>
+    <w:p>
+      <w:pPr>
+        <w:rPr>
+          <w:rFonts w:ascii="Abel" w:hAnsi="Abel"/>
+          <w:sz w:val="24"/>
+          <w:szCs w:val="24"/>
+        </w:rPr>
+      </w:pPr>
+    </w:p>
+    <w:p>
+      <w:pPr>
+        <w:pStyle w:val="PargrafodaLista"/>
+        <w:spacing w:line="285" w:lineRule="atLeast"/>
+        <w:ind w:left="1065"/>
+        <w:rPr>
+          <w:rFonts w:ascii="Abel" w:hAnsi="Abel"/>
+          <w:sz w:val="24"/>
+          <w:szCs w:val="24"/>
+        </w:rPr>
+      </w:pPr>
+    </w:p>
+    <w:p>
+      <w:pPr>
+        <w:pStyle w:val="PargrafodaLista"/>
+        <w:spacing w:line="285" w:lineRule="atLeast"/>
+        <w:ind w:left="1065"/>
+      </w:pPr>
     </w:p>
     <w:p>
       <w:pPr>
         <w:pStyle w:val="PargrafodaLista"/>
         <w:spacing w:line="285" w:lineRule="atLeast"/>
         <w:ind w:left="0"/>
-        <w:rPr>
-          <w:rFonts w:ascii="Abel" w:hAnsi="Abel"/>
-          <w:sz w:val="24"/>
-          <w:szCs w:val="24"/>
-        </w:rPr>
-      </w:pPr>
-      <w:r>
-        <w:rPr>
-          <w:rFonts w:ascii="Abel" w:hAnsi="Abel"/>
-          <w:sz w:val="24"/>
-          <w:szCs w:val="24"/>
-        </w:rPr>
-        <w:t xml:space="preserve">• 1 Fiscal Noturno, 21 Diária(s), de: 10/10/2026 até: 30/10/2026</w:t>
-      </w:r>
-    </w:p>
-    <w:p>
-      <w:pPr>
-        <w:pStyle w:val="PargrafodaLista"/>
-        <w:spacing w:line="285" w:lineRule="atLeast"/>
-        <w:ind w:left="0"/>
-        <w:rPr>
-          <w:rFonts w:ascii="Abel" w:hAnsi="Abel"/>
-          <w:sz w:val="24"/>
-          <w:szCs w:val="24"/>
-        </w:rPr>
-      </w:pPr>
-      <w:r>
-        <w:rPr>
-          <w:rFonts w:ascii="Abel" w:hAnsi="Abel"/>
-          <w:sz w:val="24"/>
-          <w:szCs w:val="24"/>
-        </w:rPr>
-        <w:t xml:space="preserve">• 1 Fiscal Noturno, 21 Diária(s), de: 10/10/2026 até: 30/10/2026</w:t>
-      </w:r>
-    </w:p>
-    <w:p>
-      <w:pPr>
-        <w:pStyle w:val="PargrafodaLista"/>
-        <w:spacing w:line="285" w:lineRule="atLeast"/>
-        <w:ind w:left="0"/>
-        <w:rPr>
-          <w:rFonts w:ascii="Abel" w:hAnsi="Abel"/>
-          <w:sz w:val="24"/>
-          <w:szCs w:val="24"/>
-        </w:rPr>
-      </w:pPr>
-      <w:r>
-        <w:rPr>
-          <w:rFonts w:ascii="Abel" w:hAnsi="Abel"/>
-          <w:sz w:val="24"/>
-          <w:szCs w:val="24"/>
-        </w:rPr>
-        <w:t xml:space="preserve">• 1 Sistema De Caex, 1 Diária(s), de: 17/08/2026 até: 17/08/2026</w:t>
-      </w:r>
-    </w:p>
-    <w:p>
-      <w:pPr>
-        <w:pStyle w:val="PargrafodaLista"/>
-        <w:spacing w:line="285" w:lineRule="atLeast"/>
-        <w:ind w:left="0"/>
-        <w:rPr>
-          <w:rFonts w:ascii="Abel" w:hAnsi="Abel"/>
-          <w:sz w:val="24"/>
-          <w:szCs w:val="24"/>
-        </w:rPr>
-      </w:pPr>
-      <w:r>
-        <w:rPr>
-          <w:rFonts w:ascii="Abel" w:hAnsi="Abel"/>
-          <w:sz w:val="24"/>
-          <w:szCs w:val="24"/>
-        </w:rPr>
-        <w:t xml:space="preserve"/>
-      </w:r>
-    </w:p>
-    <w:p>
-      <w:pPr>
-        <w:spacing w:line="285" w:lineRule="atLeast"/>
-        <w:rPr>
-          <w:rFonts w:ascii="Abel" w:hAnsi="Abel"/>
-          <w:sz w:val="24"/>
-          <w:szCs w:val="24"/>
-        </w:rPr>
-      </w:pPr>
-      <w:r>
-        <w:rPr>
-          <w:rFonts w:ascii="Abel" w:hAnsi="Abel"/>
-          <w:sz w:val="24"/>
-          <w:szCs w:val="24"/>
-        </w:rPr>
-        <w:t xml:space="preserve"/>
-      </w:r>
-    </w:p>
-    <w:p>
-      <w:pPr>
-        <w:spacing w:line="285" w:lineRule="atLeast"/>
         <w:rPr>
           <w:rFonts w:ascii="Abel" w:hAnsi="Abel"/>
           <w:b/>
@@ -1340,23 +1381,16 @@
           <w:sz w:val="24"/>
           <w:szCs w:val="24"/>
         </w:rPr>
-        <w:t xml:space="preserve">
-          <w:r>
-            <w:rPr>
-              <w:b/>
-              <w:i/>
-              <w:rFonts w:ascii="Abel" w:hAnsi="Abel" w:cs="Abel"/>
-            </w:rPr>
-            <w:t xml:space="preserve">EQUIPAMENTO(S)</w:t>
-          </w:r>
-        </w:t>
+        <w:lastRenderedPageBreak/>
+        <w:t xml:space="preserve">INVESTIMENTO </w:t>
       </w:r>
     </w:p>
     <w:p>
       <w:pPr>
         <w:pStyle w:val="PargrafodaLista"/>
         <w:spacing w:line="285" w:lineRule="atLeast"/>
-        <w:ind w:left="0"/>
+        <w:ind w:left="708"/>
+        <w:jc w:val="both"/>
         <w:rPr>
           <w:rFonts w:ascii="Abel" w:hAnsi="Abel"/>
           <w:sz w:val="24"/>
@@ -1369,117 +1403,51 @@
           <w:sz w:val="24"/>
           <w:szCs w:val="24"/>
         </w:rPr>
-        <w:t xml:space="preserve">• 1 Impressora Multifuncional, 9 Diária(s), de: 15/10/2026 até: 23/10/2026</w:t>
+        <w:t xml:space="preserve">O valor para a execução desta proposta para </w:t>
       </w:r>
-    </w:p>
-    <w:p>
-      <w:pPr>
-        <w:pStyle w:val="PargrafodaLista"/>
-        <w:spacing w:line="285" w:lineRule="atLeast"/>
-        <w:ind w:left="0"/>
-        <w:rPr>
-          <w:rFonts w:ascii="Abel" w:hAnsi="Abel"/>
-          <w:sz w:val="24"/>
-          <w:szCs w:val="24"/>
-        </w:rPr>
-      </w:pPr>
       <w:r>
         <w:rPr>
           <w:rFonts w:ascii="Abel" w:hAnsi="Abel"/>
-          <w:sz w:val="24"/>
-          <w:szCs w:val="24"/>
-        </w:rPr>
-        <w:t xml:space="preserve">• 2 Impressora De Etiqueta, 9 Diária(s), de: 15/10/2026 até: 23/10/2026</w:t>
+          <w:b/>
+          <w:bCs/>
+          <w:sz w:val="24"/>
+          <w:szCs w:val="24"/>
+        </w:rPr>
+        <w:t xml:space="preserve">2026</w:t>
       </w:r>
-    </w:p>
-    <w:p>
-      <w:pPr>
-        <w:pStyle w:val="PargrafodaLista"/>
-        <w:spacing w:line="285" w:lineRule="atLeast"/>
-        <w:ind w:left="0"/>
-        <w:rPr>
-          <w:rFonts w:ascii="Abel" w:hAnsi="Abel"/>
-          <w:sz w:val="24"/>
-          <w:szCs w:val="24"/>
-        </w:rPr>
-      </w:pPr>
       <w:r>
         <w:rPr>
           <w:rFonts w:ascii="Abel" w:hAnsi="Abel"/>
           <w:sz w:val="24"/>
           <w:szCs w:val="24"/>
         </w:rPr>
-        <w:t xml:space="preserve">• 2 Notebook, 9 Diária(s), de: 15/10/2026 até: 23/10/2026</w:t>
+        <w:t xml:space="preserve"> é de </w:t>
       </w:r>
-    </w:p>
-    <w:p>
-      <w:pPr>
-        <w:pStyle w:val="PargrafodaLista"/>
-        <w:spacing w:line="285" w:lineRule="atLeast"/>
-        <w:ind w:left="0"/>
-        <w:rPr>
-          <w:rFonts w:ascii="Abel" w:hAnsi="Abel"/>
-          <w:sz w:val="24"/>
-          <w:szCs w:val="24"/>
-        </w:rPr>
-      </w:pPr>
       <w:r>
         <w:rPr>
           <w:rFonts w:ascii="Abel" w:hAnsi="Abel"/>
-          <w:sz w:val="24"/>
-          <w:szCs w:val="24"/>
-        </w:rPr>
-        <w:t xml:space="preserve"/>
+          <w:b/>
+          <w:bCs/>
+          <w:sz w:val="24"/>
+          <w:szCs w:val="24"/>
+        </w:rPr>
+        <w:t xml:space="preserve">R$ 117.966,80</w:t>
       </w:r>
-    </w:p>
-    <w:p>
-      <w:pPr>
-        <w:spacing w:line="285" w:lineRule="atLeast"/>
-        <w:rPr>
-          <w:rFonts w:ascii="Abel" w:hAnsi="Abel"/>
-          <w:sz w:val="24"/>
-          <w:szCs w:val="24"/>
-        </w:rPr>
-      </w:pPr>
       <w:r>
         <w:rPr>
           <w:rFonts w:ascii="Abel" w:hAnsi="Abel"/>
           <w:sz w:val="24"/>
           <w:szCs w:val="24"/>
         </w:rPr>
-        <w:t xml:space="preserve"/>
+        <w:t xml:space="preserve"> </w:t>
       </w:r>
-    </w:p>
-    <w:p>
-      <w:pPr>
-        <w:pStyle w:val="PargrafodaLista"/>
-        <w:spacing w:line="285" w:lineRule="atLeast"/>
-        <w:ind w:left="0"/>
-        <w:rPr>
-          <w:rFonts w:ascii="Abel" w:hAnsi="Abel"/>
-          <w:sz w:val="24"/>
-          <w:szCs w:val="24"/>
-        </w:rPr>
-      </w:pPr>
-    </w:p>
-    <w:p>
-      <w:pPr>
-        <w:pStyle w:val="PargrafodaLista"/>
-        <w:spacing w:line="285" w:lineRule="atLeast"/>
-        <w:ind w:left="0"/>
-        <w:rPr>
-          <w:rFonts w:ascii="Abel" w:hAnsi="Abel"/>
-          <w:sz w:val="24"/>
-          <w:szCs w:val="24"/>
-        </w:rPr>
-      </w:pPr>
       <w:r>
         <w:rPr>
           <w:rFonts w:ascii="Abel" w:hAnsi="Abel"/>
           <w:sz w:val="24"/>
           <w:szCs w:val="24"/>
         </w:rPr>
-        <w:t xml:space="preserve"/>
+        <w:t>Incluso no valor todos os custos referentes honorários de funcionários e prestadores de serviços, impostos fiscais devidos que deverão ser recolhidos pela JA Promoções e Eventos, arcando inclusive com as eventuais sanções legais oriundas do não cumprimento dessas obrigações.</w:t>
       </w:r>
     </w:p>
     <w:p>
@@ -1490,130 +1458,17 @@
           <w:szCs w:val="24"/>
         </w:rPr>
       </w:pPr>
-    </w:p>
-    <w:p>
-      <w:pPr>
-        <w:rPr>
-          <w:rFonts w:ascii="Abel" w:hAnsi="Abel"/>
-          <w:sz w:val="24"/>
-          <w:szCs w:val="24"/>
-        </w:rPr>
-      </w:pPr>
-    </w:p>
-    <w:p>
-      <w:pPr>
-        <w:rPr>
-          <w:rFonts w:ascii="Abel" w:hAnsi="Abel"/>
-          <w:sz w:val="24"/>
-          <w:szCs w:val="24"/>
-        </w:rPr>
-      </w:pPr>
-    </w:p>
-    <w:p>
-      <w:pPr>
-        <w:rPr>
-          <w:rFonts w:ascii="Abel" w:hAnsi="Abel"/>
-          <w:sz w:val="24"/>
-          <w:szCs w:val="24"/>
-        </w:rPr>
-      </w:pPr>
-    </w:p>
-    <w:p>
-      <w:pPr>
-        <w:rPr>
-          <w:rFonts w:ascii="Abel" w:hAnsi="Abel"/>
-          <w:sz w:val="24"/>
-          <w:szCs w:val="24"/>
-        </w:rPr>
-      </w:pPr>
-    </w:p>
-    <w:p>
-      <w:pPr>
-        <w:rPr>
-          <w:rFonts w:ascii="Abel" w:hAnsi="Abel"/>
-          <w:sz w:val="24"/>
-          <w:szCs w:val="24"/>
-        </w:rPr>
-      </w:pPr>
-    </w:p>
-    <w:p>
-      <w:pPr>
-        <w:rPr>
-          <w:rFonts w:ascii="Abel" w:hAnsi="Abel"/>
-          <w:sz w:val="24"/>
-          <w:szCs w:val="24"/>
-        </w:rPr>
-      </w:pPr>
-    </w:p>
-    <w:p>
-      <w:pPr>
-        <w:rPr>
-          <w:rFonts w:ascii="Abel" w:hAnsi="Abel"/>
-          <w:sz w:val="24"/>
-          <w:szCs w:val="24"/>
-        </w:rPr>
-      </w:pPr>
-    </w:p>
-    <w:p>
-      <w:pPr>
-        <w:rPr>
-          <w:rFonts w:ascii="Abel" w:hAnsi="Abel"/>
-          <w:sz w:val="24"/>
-          <w:szCs w:val="24"/>
-        </w:rPr>
-      </w:pPr>
-    </w:p>
-    <w:p>
-      <w:pPr>
-        <w:rPr>
-          <w:rFonts w:ascii="Abel" w:hAnsi="Abel"/>
-          <w:sz w:val="24"/>
-          <w:szCs w:val="24"/>
-        </w:rPr>
-      </w:pPr>
-    </w:p>
-    <w:p>
-      <w:pPr>
-        <w:rPr>
-          <w:rFonts w:ascii="Abel" w:hAnsi="Abel"/>
-          <w:sz w:val="24"/>
-          <w:szCs w:val="24"/>
-        </w:rPr>
-      </w:pPr>
-    </w:p>
-    <w:p>
-      <w:pPr>
-        <w:rPr>
-          <w:rFonts w:ascii="Abel" w:hAnsi="Abel"/>
-          <w:sz w:val="24"/>
-          <w:szCs w:val="24"/>
-        </w:rPr>
-      </w:pPr>
-    </w:p>
-    <w:p>
-      <w:pPr>
-        <w:pStyle w:val="PargrafodaLista"/>
-        <w:spacing w:line="285" w:lineRule="atLeast"/>
-        <w:ind w:left="1065"/>
-        <w:rPr>
-          <w:rFonts w:ascii="Abel" w:hAnsi="Abel"/>
-          <w:sz w:val="24"/>
-          <w:szCs w:val="24"/>
-        </w:rPr>
-      </w:pPr>
-    </w:p>
-    <w:p>
-      <w:pPr>
-        <w:pStyle w:val="PargrafodaLista"/>
-        <w:spacing w:line="285" w:lineRule="atLeast"/>
-        <w:ind w:left="1065"/>
-      </w:pPr>
-    </w:p>
-    <w:p>
-      <w:pPr>
-        <w:pStyle w:val="PargrafodaLista"/>
-        <w:spacing w:line="285" w:lineRule="atLeast"/>
-        <w:ind w:left="0"/>
+      <w:r>
+        <w:rPr>
+          <w:rFonts w:ascii="Abel" w:hAnsi="Abel"/>
+          <w:sz w:val="24"/>
+          <w:szCs w:val="24"/>
+        </w:rPr>
+        <w:tab/>
+      </w:r>
+    </w:p>
+    <w:p>
+      <w:pPr>
         <w:rPr>
           <w:rFonts w:ascii="Abel" w:hAnsi="Abel"/>
           <w:b/>
@@ -1634,8 +1489,7 @@
           <w:sz w:val="24"/>
           <w:szCs w:val="24"/>
         </w:rPr>
-        <w:lastRenderedPageBreak/>
-        <w:t xml:space="preserve">INVESTIMENTO </w:t>
+        <w:t xml:space="preserve">Forma de pagamento</w:t>
       </w:r>
     </w:p>
     <w:p>
@@ -1656,80 +1510,86 @@
           <w:sz w:val="24"/>
           <w:szCs w:val="24"/>
         </w:rPr>
-        <w:t xml:space="preserve">O valor para a execução desta proposta para </w:t>
+        <w:t xml:space="preserve"> </w:t>
+      </w:r>
+      <w:proofErr w:type="gramStart"/>
+      <w:r>
+        <w:rPr>
+          <w:rFonts w:ascii="Abel" w:hAnsi="Abel"/>
+          <w:sz w:val="24"/>
+          <w:szCs w:val="24"/>
+        </w:rPr>
+        <w:t xml:space="preserve"/>
+      </w:r>
+    </w:p>
+    <w:p>
+      <w:pPr>
+        <w:pStyle w:val="PargrafodaLista"/>
+        <w:spacing w:line="285" w:lineRule="atLeast"/>
+        <w:ind w:left="1065"/>
+        <w:jc w:val="both"/>
+        <w:rPr>
+          <w:rFonts w:ascii="Abel" w:hAnsi="Abel"/>
+          <w:sz w:val="24"/>
+          <w:szCs w:val="24"/>
+        </w:rPr>
+      </w:pPr>
+    </w:p>
+    <w:p>
+      <w:pPr>
+        <w:pStyle w:val="PargrafodaLista"/>
+        <w:spacing w:line="285" w:lineRule="atLeast"/>
+        <w:ind w:left="1065"/>
+        <w:jc w:val="center"/>
+        <w:rPr>
+          <w:rFonts w:ascii="Abel" w:hAnsi="Abel"/>
+        </w:rPr>
+      </w:pPr>
+      <w:r>
+        <w:rPr>
+          <w:rFonts w:ascii="Abel" w:hAnsi="Abel"/>
+        </w:rPr>
+        <w:t>*Prazos de pagamento sujeitos a alteração conforme necessidade e acordo.</w:t>
       </w:r>
       <w:r>
         <w:rPr>
           <w:rFonts w:ascii="Abel" w:hAnsi="Abel"/>
-          <w:b/>
-          <w:bCs/>
-          <w:sz w:val="24"/>
-          <w:szCs w:val="24"/>
-        </w:rPr>
-        <w:t xml:space="preserve">2026</w:t>
+        </w:rPr>
+        <w:br/>
       </w:r>
-      <w:r>
-        <w:rPr>
-          <w:rFonts w:ascii="Abel" w:hAnsi="Abel"/>
-          <w:sz w:val="24"/>
-          <w:szCs w:val="24"/>
-        </w:rPr>
-        <w:t xml:space="preserve"> é de </w:t>
-      </w:r>
-      <w:r>
-        <w:rPr>
-          <w:rFonts w:ascii="Abel" w:hAnsi="Abel"/>
-          <w:b/>
-          <w:bCs/>
-          <w:sz w:val="24"/>
-          <w:szCs w:val="24"/>
-        </w:rPr>
-        <w:t xml:space="preserve">R$ 192.678,60</w:t>
-      </w:r>
-      <w:r>
-        <w:rPr>
-          <w:rFonts w:ascii="Abel" w:hAnsi="Abel"/>
-          <w:sz w:val="24"/>
-          <w:szCs w:val="24"/>
-        </w:rPr>
-        <w:t xml:space="preserve"> </w:t>
-      </w:r>
-      <w:r>
-        <w:rPr>
-          <w:rFonts w:ascii="Abel" w:hAnsi="Abel"/>
-          <w:sz w:val="24"/>
-          <w:szCs w:val="24"/>
-        </w:rPr>
-        <w:t>Incluso no valor todos os custos referentes honorários de funcionários e prestadores de serviços, impostos fiscais devidos que deverão ser recolhidos pela JA Promoções e Eventos, arcando inclusive com as eventuais sanções legais oriundas do não cumprimento dessas obrigações.</w:t>
-      </w:r>
-    </w:p>
-    <w:p>
-      <w:pPr>
-        <w:rPr>
-          <w:rFonts w:ascii="Abel" w:hAnsi="Abel"/>
-          <w:sz w:val="24"/>
-          <w:szCs w:val="24"/>
-        </w:rPr>
-      </w:pPr>
-      <w:r>
-        <w:rPr>
-          <w:rFonts w:ascii="Abel" w:hAnsi="Abel"/>
-          <w:sz w:val="24"/>
-          <w:szCs w:val="24"/>
-        </w:rPr>
-        <w:tab/>
-      </w:r>
-    </w:p>
-    <w:p>
-      <w:pPr>
+    </w:p>
+    <w:p>
+      <w:pPr>
+        <w:spacing w:line="285" w:lineRule="atLeast"/>
+        <w:jc w:val="both"/>
+        <w:rPr>
+          <w:rFonts w:ascii="Abel" w:hAnsi="Abel"/>
+          <w:sz w:val="24"/>
+          <w:szCs w:val="24"/>
+        </w:rPr>
+      </w:pPr>
+    </w:p>
+    <w:p>
+      <w:pPr>
+        <w:spacing w:line="285" w:lineRule="atLeast"/>
+        <w:jc w:val="center"/>
+        <w:rPr>
+          <w:rFonts w:ascii="Abel" w:hAnsi="Abel"/>
+          <w:sz w:val="24"/>
+          <w:szCs w:val="24"/>
+        </w:rPr>
+      </w:pPr>
+    </w:p>
+    <w:p>
+      <w:pPr>
+        <w:spacing w:line="285" w:lineRule="atLeast"/>
+        <w:jc w:val="center"/>
         <w:rPr>
           <w:rFonts w:ascii="Abel" w:hAnsi="Abel"/>
           <w:b/>
           <w:bCs/>
           <w:i/>
           <w:iCs/>
-          <w:sz w:val="24"/>
-          <w:szCs w:val="24"/>
         </w:rPr>
       </w:pPr>
       <w:r>
@@ -1739,104 +1599,10 @@
           <w:bCs/>
           <w:i/>
           <w:iCs/>
-          <w:sz w:val="24"/>
-          <w:szCs w:val="24"/>
-        </w:rPr>
-        <w:t xml:space="preserve">Forma de pagamento</w:t>
-      </w:r>
-    </w:p>
-    <w:p>
-      <w:pPr>
-        <w:pStyle w:val="PargrafodaLista"/>
-        <w:spacing w:line="285" w:lineRule="atLeast"/>
-        <w:ind w:left="708"/>
-        <w:jc w:val="both"/>
-        <w:rPr>
-          <w:rFonts w:ascii="Abel" w:hAnsi="Abel"/>
-          <w:sz w:val="24"/>
-          <w:szCs w:val="24"/>
-        </w:rPr>
-      </w:pPr>
-      <w:r>
-        <w:rPr>
-          <w:rFonts w:ascii="Abel" w:hAnsi="Abel"/>
-          <w:sz w:val="24"/>
-          <w:szCs w:val="24"/>
-        </w:rPr>
-        <w:t xml:space="preserve"> </w:t>
-      </w:r>
-      <w:proofErr w:type="gramStart"/>
-      <w:r>
-        <w:rPr>
-          <w:rFonts w:ascii="Abel" w:hAnsi="Abel"/>
-          <w:sz w:val="24"/>
-          <w:szCs w:val="24"/>
-        </w:rPr>
-        <w:t xml:space="preserve"/>
-      </w:r>
-    </w:p>
-    <w:p>
-      <w:pPr>
-        <w:pStyle w:val="PargrafodaLista"/>
-        <w:spacing w:line="285" w:lineRule="atLeast"/>
-        <w:ind w:left="1065"/>
-        <w:jc w:val="both"/>
-        <w:rPr>
-          <w:rFonts w:ascii="Abel" w:hAnsi="Abel"/>
-          <w:sz w:val="24"/>
-          <w:szCs w:val="24"/>
-        </w:rPr>
-      </w:pPr>
-    </w:p>
-    <w:p>
-      <w:pPr>
-        <w:pStyle w:val="PargrafodaLista"/>
-        <w:spacing w:line="285" w:lineRule="atLeast"/>
-        <w:ind w:left="1065"/>
-        <w:jc w:val="center"/>
-        <w:rPr>
-          <w:rFonts w:ascii="Abel" w:hAnsi="Abel"/>
-        </w:rPr>
-      </w:pPr>
-      <w:r>
-        <w:rPr>
-          <w:rFonts w:ascii="Abel" w:hAnsi="Abel"/>
-        </w:rPr>
-        <w:t>*Prazos de pagamento sujeitos a alteração conforme necessidade e acordo.</w:t>
+        </w:rPr>
+        <w:t xml:space="preserve">São Paulo, </w:t>
       </w:r>
       <w:r>
-        <w:rPr>
-          <w:rFonts w:ascii="Abel" w:hAnsi="Abel"/>
-        </w:rPr>
-        <w:br/>
-      </w:r>
-    </w:p>
-    <w:p>
-      <w:pPr>
-        <w:spacing w:line="285" w:lineRule="atLeast"/>
-        <w:jc w:val="both"/>
-        <w:rPr>
-          <w:rFonts w:ascii="Abel" w:hAnsi="Abel"/>
-          <w:sz w:val="24"/>
-          <w:szCs w:val="24"/>
-        </w:rPr>
-      </w:pPr>
-    </w:p>
-    <w:p>
-      <w:pPr>
-        <w:spacing w:line="285" w:lineRule="atLeast"/>
-        <w:jc w:val="center"/>
-        <w:rPr>
-          <w:rFonts w:ascii="Abel" w:hAnsi="Abel"/>
-          <w:sz w:val="24"/>
-          <w:szCs w:val="24"/>
-        </w:rPr>
-      </w:pPr>
-    </w:p>
-    <w:p>
-      <w:pPr>
-        <w:spacing w:line="285" w:lineRule="atLeast"/>
-        <w:jc w:val="center"/>
         <w:rPr>
           <w:rFonts w:ascii="Abel" w:hAnsi="Abel"/>
           <w:b/>
@@ -1844,26 +1610,7 @@
           <w:i/>
           <w:iCs/>
         </w:rPr>
-      </w:pPr>
-      <w:r>
-        <w:rPr>
-          <w:rFonts w:ascii="Abel" w:hAnsi="Abel"/>
-          <w:b/>
-          <w:bCs/>
-          <w:i/>
-          <w:iCs/>
-        </w:rPr>
-        <w:t xml:space="preserve">São Paulo, </w:t>
-      </w:r>
-      <w:r>
-        <w:rPr>
-          <w:rFonts w:ascii="Abel" w:hAnsi="Abel"/>
-          <w:b/>
-          <w:bCs/>
-          <w:i/>
-          <w:iCs/>
-        </w:rPr>
-        <w:t xml:space="preserve">12/12/2025</w:t>
+        <w:t xml:space="preserve">23/07/2026</w:t>
       </w:r>
     </w:p>
     <w:p>

--- a/uploads/Proposta/Proposta_ARENA M&T_.docx
+++ b/uploads/Proposta/Proposta_ARENA M&T_.docx
@@ -1016,7 +1016,7 @@
           <w:sz w:val="24"/>
           <w:szCs w:val="24"/>
         </w:rPr>
-        <w:t xml:space="preserve">• 1 Coordenador Operacional 1, (GERENTE), 20 Diária(s), de: 09/10/2026 até: 28/10/2026</w:t>
+        <w:t xml:space="preserve">• 1 Coordenador Operacional 1, (GERENTE), 21 Diária(s), de: 09/10/2026 até: 29/10/2026</w:t>
       </w:r>
     </w:p>
     <w:p>
@@ -1096,7 +1096,7 @@
           <w:sz w:val="24"/>
           <w:szCs w:val="24"/>
         </w:rPr>
-        <w:t xml:space="preserve">• 1 Coordenador De ServiçOs, 20 Diária(s), de: 09/10/2026 até: 28/10/2026</w:t>
+        <w:t xml:space="preserve">• 1 Coordenador De ServiçOs, 21 Diária(s), de: 09/10/2026 até: 29/10/2026</w:t>
       </w:r>
     </w:p>
     <w:p>
@@ -1116,7 +1116,7 @@
           <w:sz w:val="24"/>
           <w:szCs w:val="24"/>
         </w:rPr>
-        <w:t xml:space="preserve">• 1 Fiscal Diurno, 20 Diária(s), de: 09/10/2026 até: 28/10/2026</w:t>
+        <w:t xml:space="preserve">• 1 Fiscal Diurno, 21 Diária(s), de: 09/10/2026 até: 29/10/2026</w:t>
       </w:r>
     </w:p>
     <w:p>
@@ -1136,27 +1136,7 @@
           <w:sz w:val="24"/>
           <w:szCs w:val="24"/>
         </w:rPr>
-        <w:t xml:space="preserve">• 1 Fiscal Noturno, 20 Diária(s), de: 09/10/2026 até: 28/10/2026</w:t>
-      </w:r>
-    </w:p>
-    <w:p>
-      <w:pPr>
-        <w:pStyle w:val="PargrafodaLista"/>
-        <w:spacing w:line="285" w:lineRule="atLeast"/>
-        <w:ind w:left="0"/>
-        <w:rPr>
-          <w:rFonts w:ascii="Abel" w:hAnsi="Abel"/>
-          <w:sz w:val="24"/>
-          <w:szCs w:val="24"/>
-        </w:rPr>
-      </w:pPr>
-      <w:r>
-        <w:rPr>
-          <w:rFonts w:ascii="Abel" w:hAnsi="Abel"/>
-          <w:sz w:val="24"/>
-          <w:szCs w:val="24"/>
-        </w:rPr>
-        <w:t xml:space="preserve">• 2 Projetista - PavilhãO, 4 Diária(s), de: 09/10/2026 até: 12/10/2026</w:t>
+        <w:t xml:space="preserve">• 1 Fiscal Noturno, 19 Diária(s), de: 09/10/2026 até: 27/10/2026</w:t>
       </w:r>
     </w:p>
     <w:p>
@@ -1431,7 +1411,7 @@
           <w:sz w:val="24"/>
           <w:szCs w:val="24"/>
         </w:rPr>
-        <w:t xml:space="preserve">R$ 117.966,80</w:t>
+        <w:t xml:space="preserve">R$ 123.606,00</w:t>
       </w:r>
       <w:r>
         <w:rPr>
@@ -1610,7 +1590,7 @@
           <w:i/>
           <w:iCs/>
         </w:rPr>
-        <w:t xml:space="preserve">23/07/2026</w:t>
+        <w:t xml:space="preserve">13/08/2026</w:t>
       </w:r>
     </w:p>
     <w:p>
